--- a/docs/Laporan-Akhir-EAI-kelompok 11.docx
+++ b/docs/Laporan-Akhir-EAI-kelompok 11.docx
@@ -3431,18 +3431,26 @@
       </w:r>
     </w:p>
     <w:p>
-      <w:pPr>
-        <w:pStyle w:val="Heading3"/>
-        <w:rPr>
-          <w:rFonts w:ascii="Arial" w:hAnsi="Arial"/>
-        </w:rPr>
-      </w:pPr>
-      <w:r>
-        <w:rPr>
-          <w:rFonts w:ascii="Arial" w:hAnsi="Arial"/>
-        </w:rPr>
-        <w:t>https://drive.google.com/drive/folders/1Ok6TNaEHZ71LXyiGk-ZsHFHORfu3rXHb?usp=sharing</w:t>
-      </w:r>
+      <w:hyperlink r:id="rId11" w:history="1">
+        <w:r>
+          <w:rPr>
+            <w:rStyle w:val="Hyperlink"/>
+          </w:rPr>
+          <w:t>https://drive.google.com/drive/folders/1Ok6T</w:t>
+        </w:r>
+        <w:r>
+          <w:rPr>
+            <w:rStyle w:val="Hyperlink"/>
+          </w:rPr>
+          <w:t>N</w:t>
+        </w:r>
+        <w:r>
+          <w:rPr>
+            <w:rStyle w:val="Hyperlink"/>
+          </w:rPr>
+          <w:t>aEHZ71LXyiGk-ZsHFHORfu3rXHb?usp=sharing</w:t>
+        </w:r>
+      </w:hyperlink>
     </w:p>
     <w:p>
       <w:pPr>
@@ -3874,7 +3882,6 @@
               <w:rPr>
                 <w:lang w:val="en-ID"/>
               </w:rPr>
-              <w:lastRenderedPageBreak/>
               <w:t>Docker (bersama)</w:t>
             </w:r>
           </w:p>
@@ -3920,6 +3927,7 @@
               <w:rPr>
                 <w:lang w:val="en-ID"/>
               </w:rPr>
+              <w:lastRenderedPageBreak/>
               <w:t>Testing (bersama)</w:t>
             </w:r>
           </w:p>
@@ -15798,6 +15806,41 @@
       <w:sz w:val="18"/>
     </w:rPr>
   </w:style>
+  <w:style w:type="character" w:styleId="Hyperlink">
+    <w:name w:val="Hyperlink"/>
+    <w:basedOn w:val="DefaultParagraphFont"/>
+    <w:uiPriority w:val="99"/>
+    <w:unhideWhenUsed/>
+    <w:rsid w:val="00AA6B40"/>
+    <w:rPr>
+      <w:color w:val="0000FF" w:themeColor="hyperlink"/>
+      <w:u w:val="single"/>
+    </w:rPr>
+  </w:style>
+  <w:style w:type="character" w:styleId="UnresolvedMention">
+    <w:name w:val="Unresolved Mention"/>
+    <w:basedOn w:val="DefaultParagraphFont"/>
+    <w:uiPriority w:val="99"/>
+    <w:semiHidden/>
+    <w:unhideWhenUsed/>
+    <w:rsid w:val="00AA6B40"/>
+    <w:rPr>
+      <w:color w:val="605E5C"/>
+      <w:shd w:val="clear" w:color="auto" w:fill="E1DFDD"/>
+    </w:rPr>
+  </w:style>
+  <w:style w:type="character" w:styleId="FollowedHyperlink">
+    <w:name w:val="FollowedHyperlink"/>
+    <w:basedOn w:val="DefaultParagraphFont"/>
+    <w:uiPriority w:val="99"/>
+    <w:semiHidden/>
+    <w:unhideWhenUsed/>
+    <w:rsid w:val="00AA6B40"/>
+    <w:rPr>
+      <w:color w:val="800080" w:themeColor="followedHyperlink"/>
+      <w:u w:val="single"/>
+    </w:rPr>
+  </w:style>
 </w:styles>
 </file>
 

--- a/docs/Laporan-Akhir-EAI-kelompok 11.docx
+++ b/docs/Laporan-Akhir-EAI-kelompok 11.docx
@@ -1011,7 +1011,7 @@
         <w:pStyle w:val="BodyText0"/>
       </w:pPr>
       <w:r>
-        <w:t>#### 4.1 POS Service</w:t>
+        <w:t xml:space="preserve"> 4.1 POS Service</w:t>
       </w:r>
     </w:p>
     <w:p>
@@ -1266,7 +1266,7 @@
         <w:pStyle w:val="BodyText0"/>
       </w:pPr>
       <w:r>
-        <w:t>#### 4.2 Inventory Service</w:t>
+        <w:t xml:space="preserve"> 4.2 Inventory Service</w:t>
       </w:r>
     </w:p>
     <w:p>
@@ -3436,19 +3436,7 @@
           <w:rPr>
             <w:rStyle w:val="Hyperlink"/>
           </w:rPr>
-          <w:t>https://drive.google.com/drive/folders/1Ok6T</w:t>
-        </w:r>
-        <w:r>
-          <w:rPr>
-            <w:rStyle w:val="Hyperlink"/>
-          </w:rPr>
-          <w:t>N</w:t>
-        </w:r>
-        <w:r>
-          <w:rPr>
-            <w:rStyle w:val="Hyperlink"/>
-          </w:rPr>
-          <w:t>aEHZ71LXyiGk-ZsHFHORfu3rXHb?usp=sharing</w:t>
+          <w:t>https://drive.google.com/drive/folders/1Ok6TNaEHZ71LXyiGk-ZsHFHORfu3rXHb?usp=sharing</w:t>
         </w:r>
       </w:hyperlink>
     </w:p>
